--- a/data/outputs/v2/Chemistry/SS1.4_Chemical_Bonding/Chemistry_Chemical_Bonding_FinalExplanation_TeacherKey.docx
+++ b/data/outputs/v2/Chemistry/SS1.4_Chemical_Bonding/Chemistry_Chemical_Bonding_FinalExplanation_TeacherKey.docx
@@ -3180,7 +3180,7 @@
         </w:rPr>
         <w:t xml:space="preserve">© 2026 SeaVuria and ARES. This work is licensed under a </w:t>
       </w:r>
-      <w:hyperlink w:history="1" r:id="rIdg2juq9j0swdgy51kjjt7o">
+      <w:hyperlink w:history="1" r:id="rIdzqk7hkjpygo6hsuae_o62">
         <w:r>
           <w:rPr>
             <w:rFonts w:ascii="Arial" w:cs="Arial" w:eastAsia="Arial" w:hAnsi="Arial"/>
@@ -3200,7 +3200,7 @@
         </w:rPr>
         <w:t xml:space="preserve"> (</w:t>
       </w:r>
-      <w:hyperlink w:history="1" r:id="rId1azx3dsfnzj4zrktqtt8x">
+      <w:hyperlink w:history="1" r:id="rIduvyatct-jmtbriccwc3yn">
         <w:r>
           <w:rPr>
             <w:rFonts w:ascii="Arial" w:cs="Arial" w:eastAsia="Arial" w:hAnsi="Arial"/>
@@ -3220,7 +3220,7 @@
         </w:rPr>
         <w:t xml:space="preserve">). To view a copy of this license, visit </w:t>
       </w:r>
-      <w:hyperlink w:history="1" r:id="rId1-z-crnvxoxrlivoxqtww">
+      <w:hyperlink w:history="1" r:id="rId5ihzli5h7vzqnlvmtlb1m">
         <w:r>
           <w:rPr>
             <w:rFonts w:ascii="Arial" w:cs="Arial" w:eastAsia="Arial" w:hAnsi="Arial"/>

--- a/data/outputs/v2/Chemistry/SS1.4_Chemical_Bonding/Chemistry_Chemical_Bonding_FinalExplanation_TeacherKey.docx
+++ b/data/outputs/v2/Chemistry/SS1.4_Chemical_Bonding/Chemistry_Chemical_Bonding_FinalExplanation_TeacherKey.docx
@@ -3180,7 +3180,7 @@
         </w:rPr>
         <w:t xml:space="preserve">© 2026 SeaVuria and ARES. This work is licensed under a </w:t>
       </w:r>
-      <w:hyperlink w:history="1" r:id="rIdzqk7hkjpygo6hsuae_o62">
+      <w:hyperlink w:history="1" r:id="rIdfyslx4yhlgxd3g_e8rfpv">
         <w:r>
           <w:rPr>
             <w:rFonts w:ascii="Arial" w:cs="Arial" w:eastAsia="Arial" w:hAnsi="Arial"/>
@@ -3200,7 +3200,7 @@
         </w:rPr>
         <w:t xml:space="preserve"> (</w:t>
       </w:r>
-      <w:hyperlink w:history="1" r:id="rIduvyatct-jmtbriccwc3yn">
+      <w:hyperlink w:history="1" r:id="rId8d3r4cnktfnvmstys7m_f">
         <w:r>
           <w:rPr>
             <w:rFonts w:ascii="Arial" w:cs="Arial" w:eastAsia="Arial" w:hAnsi="Arial"/>
@@ -3220,7 +3220,7 @@
         </w:rPr>
         <w:t xml:space="preserve">). To view a copy of this license, visit </w:t>
       </w:r>
-      <w:hyperlink w:history="1" r:id="rId5ihzli5h7vzqnlvmtlb1m">
+      <w:hyperlink w:history="1" r:id="rId9jjyg5jqzkjf1cwhjzf3u">
         <w:r>
           <w:rPr>
             <w:rFonts w:ascii="Arial" w:cs="Arial" w:eastAsia="Arial" w:hAnsi="Arial"/>

--- a/data/outputs/v2/Chemistry/SS1.4_Chemical_Bonding/Chemistry_Chemical_Bonding_FinalExplanation_TeacherKey.docx
+++ b/data/outputs/v2/Chemistry/SS1.4_Chemical_Bonding/Chemistry_Chemical_Bonding_FinalExplanation_TeacherKey.docx
@@ -3180,7 +3180,7 @@
         </w:rPr>
         <w:t xml:space="preserve">© 2026 SeaVuria and ARES. This work is licensed under a </w:t>
       </w:r>
-      <w:hyperlink w:history="1" r:id="rIdfyslx4yhlgxd3g_e8rfpv">
+      <w:hyperlink w:history="1" r:id="rIdk5jbxc9f5u6tpq5ypvfm6">
         <w:r>
           <w:rPr>
             <w:rFonts w:ascii="Arial" w:cs="Arial" w:eastAsia="Arial" w:hAnsi="Arial"/>
@@ -3200,7 +3200,7 @@
         </w:rPr>
         <w:t xml:space="preserve"> (</w:t>
       </w:r>
-      <w:hyperlink w:history="1" r:id="rId8d3r4cnktfnvmstys7m_f">
+      <w:hyperlink w:history="1" r:id="rIdodp0cw0egy8yzcbzmhz9e">
         <w:r>
           <w:rPr>
             <w:rFonts w:ascii="Arial" w:cs="Arial" w:eastAsia="Arial" w:hAnsi="Arial"/>
@@ -3220,7 +3220,7 @@
         </w:rPr>
         <w:t xml:space="preserve">). To view a copy of this license, visit </w:t>
       </w:r>
-      <w:hyperlink w:history="1" r:id="rId9jjyg5jqzkjf1cwhjzf3u">
+      <w:hyperlink w:history="1" r:id="rId3i4f4midnh8onsujfym_b">
         <w:r>
           <w:rPr>
             <w:rFonts w:ascii="Arial" w:cs="Arial" w:eastAsia="Arial" w:hAnsi="Arial"/>

--- a/data/outputs/v2/Chemistry/SS1.4_Chemical_Bonding/Chemistry_Chemical_Bonding_FinalExplanation_TeacherKey.docx
+++ b/data/outputs/v2/Chemistry/SS1.4_Chemical_Bonding/Chemistry_Chemical_Bonding_FinalExplanation_TeacherKey.docx
@@ -3180,7 +3180,7 @@
         </w:rPr>
         <w:t xml:space="preserve">© 2026 SeaVuria and ARES. This work is licensed under a </w:t>
       </w:r>
-      <w:hyperlink w:history="1" r:id="rIdk5jbxc9f5u6tpq5ypvfm6">
+      <w:hyperlink w:history="1" r:id="rIdxwiwu3w1vthvxqgfqtusr">
         <w:r>
           <w:rPr>
             <w:rFonts w:ascii="Arial" w:cs="Arial" w:eastAsia="Arial" w:hAnsi="Arial"/>
@@ -3200,7 +3200,7 @@
         </w:rPr>
         <w:t xml:space="preserve"> (</w:t>
       </w:r>
-      <w:hyperlink w:history="1" r:id="rIdodp0cw0egy8yzcbzmhz9e">
+      <w:hyperlink w:history="1" r:id="rIdami-powpnsnm-g_c_umkh">
         <w:r>
           <w:rPr>
             <w:rFonts w:ascii="Arial" w:cs="Arial" w:eastAsia="Arial" w:hAnsi="Arial"/>
@@ -3220,7 +3220,7 @@
         </w:rPr>
         <w:t xml:space="preserve">). To view a copy of this license, visit </w:t>
       </w:r>
-      <w:hyperlink w:history="1" r:id="rId3i4f4midnh8onsujfym_b">
+      <w:hyperlink w:history="1" r:id="rId1mz96wtcr7o62ojhjbw0u">
         <w:r>
           <w:rPr>
             <w:rFonts w:ascii="Arial" w:cs="Arial" w:eastAsia="Arial" w:hAnsi="Arial"/>

--- a/data/outputs/v2/Chemistry/SS1.4_Chemical_Bonding/Chemistry_Chemical_Bonding_FinalExplanation_TeacherKey.docx
+++ b/data/outputs/v2/Chemistry/SS1.4_Chemical_Bonding/Chemistry_Chemical_Bonding_FinalExplanation_TeacherKey.docx
@@ -4,6 +4,7 @@
   <w:body>
     <w:p>
       <w:pPr>
+        <w:keepNext w:val="false"/>
         <w:spacing w:after="30" w:before="0"/>
         <w:jc w:val="center"/>
       </w:pPr>
@@ -23,6 +24,7 @@
     </w:p>
     <w:p>
       <w:pPr>
+        <w:keepNext w:val="false"/>
         <w:spacing w:after="60" w:before="0"/>
         <w:jc w:val="center"/>
       </w:pPr>
@@ -81,6 +83,7 @@
           </w:tcPr>
           <w:p>
             <w:pPr>
+              <w:keepNext w:val="false"/>
               <w:spacing w:after="40" w:before="0"/>
               <w:jc w:val="center"/>
             </w:pPr>
@@ -116,6 +119,7 @@
           </w:tcPr>
           <w:p>
             <w:pPr>
+              <w:keepNext w:val="false"/>
               <w:spacing w:after="40" w:before="0"/>
               <w:jc w:val="center"/>
             </w:pPr>
@@ -176,6 +180,7 @@
           </w:tcPr>
           <w:p>
             <w:pPr>
+              <w:keepNext w:val="false"/>
               <w:spacing w:after="40" w:before="0"/>
               <w:jc w:val="center"/>
             </w:pPr>
@@ -210,6 +215,7 @@
           </w:tcPr>
           <w:p>
             <w:pPr>
+              <w:keepNext w:val="false"/>
               <w:spacing w:after="40" w:before="0"/>
               <w:jc w:val="left"/>
             </w:pPr>
@@ -271,6 +277,7 @@
           </w:tcPr>
           <w:p>
             <w:pPr>
+              <w:keepNext/>
               <w:spacing w:after="40" w:before="0"/>
               <w:jc w:val="center"/>
             </w:pPr>
@@ -305,6 +312,7 @@
           </w:tcPr>
           <w:p>
             <w:pPr>
+              <w:keepNext w:val="false"/>
               <w:spacing w:after="40" w:before="0"/>
               <w:jc w:val="left"/>
             </w:pPr>
@@ -324,6 +332,7 @@
           </w:p>
           <w:p>
             <w:pPr>
+              <w:keepNext w:val="false"/>
               <w:spacing w:after="40" w:before="0"/>
               <w:jc w:val="left"/>
             </w:pPr>
@@ -343,6 +352,7 @@
           </w:p>
           <w:p>
             <w:pPr>
+              <w:keepNext w:val="false"/>
               <w:spacing w:after="40" w:before="0"/>
               <w:jc w:val="left"/>
             </w:pPr>
@@ -362,6 +372,7 @@
           </w:p>
           <w:p>
             <w:pPr>
+              <w:keepNext w:val="false"/>
               <w:spacing w:after="40" w:before="0"/>
               <w:jc w:val="left"/>
             </w:pPr>
@@ -394,6 +405,7 @@
           </w:tcPr>
           <w:p>
             <w:pPr>
+              <w:keepNext w:val="false"/>
               <w:spacing w:after="40" w:before="0"/>
               <w:jc w:val="left"/>
             </w:pPr>
@@ -455,6 +467,7 @@
           </w:tcPr>
           <w:p>
             <w:pPr>
+              <w:keepNext/>
               <w:spacing w:after="40" w:before="0"/>
               <w:jc w:val="center"/>
             </w:pPr>
@@ -489,6 +502,7 @@
           </w:tcPr>
           <w:p>
             <w:pPr>
+              <w:keepNext w:val="false"/>
               <w:spacing w:after="40" w:before="0"/>
               <w:jc w:val="left"/>
             </w:pPr>
@@ -508,6 +522,7 @@
           </w:p>
           <w:p>
             <w:pPr>
+              <w:keepNext w:val="false"/>
               <w:spacing w:after="40" w:before="0"/>
               <w:jc w:val="left"/>
             </w:pPr>
@@ -527,6 +542,7 @@
           </w:p>
           <w:p>
             <w:pPr>
+              <w:keepNext w:val="false"/>
               <w:spacing w:after="40" w:before="0"/>
               <w:jc w:val="left"/>
             </w:pPr>
@@ -546,6 +562,7 @@
           </w:p>
           <w:p>
             <w:pPr>
+              <w:keepNext w:val="false"/>
               <w:spacing w:after="40" w:before="0"/>
               <w:jc w:val="left"/>
             </w:pPr>
@@ -578,6 +595,7 @@
           </w:tcPr>
           <w:p>
             <w:pPr>
+              <w:keepNext w:val="false"/>
               <w:spacing w:after="40" w:before="0"/>
               <w:jc w:val="left"/>
             </w:pPr>
@@ -639,6 +657,7 @@
           </w:tcPr>
           <w:p>
             <w:pPr>
+              <w:keepNext/>
               <w:spacing w:after="40" w:before="0"/>
               <w:jc w:val="center"/>
             </w:pPr>
@@ -673,6 +692,7 @@
           </w:tcPr>
           <w:p>
             <w:pPr>
+              <w:keepNext w:val="false"/>
               <w:spacing w:after="40" w:before="0"/>
               <w:jc w:val="left"/>
             </w:pPr>
@@ -692,6 +712,7 @@
           </w:p>
           <w:p>
             <w:pPr>
+              <w:keepNext w:val="false"/>
               <w:spacing w:after="40" w:before="0"/>
               <w:jc w:val="left"/>
             </w:pPr>
@@ -711,6 +732,7 @@
           </w:p>
           <w:p>
             <w:pPr>
+              <w:keepNext w:val="false"/>
               <w:spacing w:after="40" w:before="0"/>
               <w:jc w:val="left"/>
             </w:pPr>
@@ -743,6 +765,7 @@
           </w:tcPr>
           <w:p>
             <w:pPr>
+              <w:keepNext w:val="false"/>
               <w:spacing w:after="40" w:before="0"/>
               <w:jc w:val="left"/>
             </w:pPr>
@@ -804,6 +827,7 @@
           </w:tcPr>
           <w:p>
             <w:pPr>
+              <w:keepNext/>
               <w:spacing w:after="40" w:before="0"/>
               <w:jc w:val="center"/>
             </w:pPr>
@@ -838,6 +862,7 @@
           </w:tcPr>
           <w:p>
             <w:pPr>
+              <w:keepNext w:val="false"/>
               <w:spacing w:after="40" w:before="0"/>
               <w:jc w:val="left"/>
             </w:pPr>
@@ -857,6 +882,7 @@
           </w:p>
           <w:p>
             <w:pPr>
+              <w:keepNext w:val="false"/>
               <w:spacing w:after="40" w:before="0"/>
               <w:jc w:val="left"/>
             </w:pPr>
@@ -909,6 +935,7 @@
                 </w:tcPr>
                 <w:p>
                   <w:pPr>
+                    <w:keepNext w:val="false"/>
                     <w:spacing w:after="40" w:before="0"/>
                     <w:jc w:val="left"/>
                   </w:pPr>
@@ -941,6 +968,7 @@
                 </w:tcPr>
                 <w:p>
                   <w:pPr>
+                    <w:keepNext w:val="false"/>
                     <w:spacing w:after="40" w:before="0"/>
                     <w:jc w:val="left"/>
                   </w:pPr>
@@ -973,6 +1001,7 @@
                 </w:tcPr>
                 <w:p>
                   <w:pPr>
+                    <w:keepNext w:val="false"/>
                     <w:spacing w:after="40" w:before="0"/>
                     <w:jc w:val="left"/>
                   </w:pPr>
@@ -1005,6 +1034,7 @@
                 </w:tcPr>
                 <w:p>
                   <w:pPr>
+                    <w:keepNext w:val="false"/>
                     <w:spacing w:after="40" w:before="0"/>
                     <w:jc w:val="left"/>
                   </w:pPr>
@@ -1037,6 +1067,7 @@
                 </w:tcPr>
                 <w:p>
                   <w:pPr>
+                    <w:keepNext w:val="false"/>
                     <w:spacing w:after="40" w:before="0"/>
                     <w:jc w:val="left"/>
                   </w:pPr>
@@ -1071,6 +1102,7 @@
                 </w:tcPr>
                 <w:p>
                   <w:pPr>
+                    <w:keepNext w:val="false"/>
                     <w:spacing w:after="40" w:before="0"/>
                     <w:jc w:val="left"/>
                   </w:pPr>
@@ -1103,6 +1135,7 @@
                 </w:tcPr>
                 <w:p>
                   <w:pPr>
+                    <w:keepNext w:val="false"/>
                     <w:spacing w:after="40" w:before="0"/>
                     <w:jc w:val="left"/>
                   </w:pPr>
@@ -1135,6 +1168,7 @@
                 </w:tcPr>
                 <w:p>
                   <w:pPr>
+                    <w:keepNext w:val="false"/>
                     <w:spacing w:after="40" w:before="0"/>
                     <w:jc w:val="left"/>
                   </w:pPr>
@@ -1167,6 +1201,7 @@
                 </w:tcPr>
                 <w:p>
                   <w:pPr>
+                    <w:keepNext w:val="false"/>
                     <w:spacing w:after="40" w:before="0"/>
                     <w:jc w:val="left"/>
                   </w:pPr>
@@ -1199,6 +1234,7 @@
                 </w:tcPr>
                 <w:p>
                   <w:pPr>
+                    <w:keepNext w:val="false"/>
                     <w:spacing w:after="40" w:before="0"/>
                     <w:jc w:val="left"/>
                   </w:pPr>
@@ -1233,6 +1269,7 @@
                 </w:tcPr>
                 <w:p>
                   <w:pPr>
+                    <w:keepNext w:val="false"/>
                     <w:spacing w:after="40" w:before="0"/>
                     <w:jc w:val="left"/>
                   </w:pPr>
@@ -1265,6 +1302,7 @@
                 </w:tcPr>
                 <w:p>
                   <w:pPr>
+                    <w:keepNext w:val="false"/>
                     <w:spacing w:after="40" w:before="0"/>
                     <w:jc w:val="left"/>
                   </w:pPr>
@@ -1297,6 +1335,7 @@
                 </w:tcPr>
                 <w:p>
                   <w:pPr>
+                    <w:keepNext w:val="false"/>
                     <w:spacing w:after="40" w:before="0"/>
                     <w:jc w:val="left"/>
                   </w:pPr>
@@ -1329,6 +1368,7 @@
                 </w:tcPr>
                 <w:p>
                   <w:pPr>
+                    <w:keepNext w:val="false"/>
                     <w:spacing w:after="40" w:before="0"/>
                     <w:jc w:val="left"/>
                   </w:pPr>
@@ -1361,6 +1401,7 @@
                 </w:tcPr>
                 <w:p>
                   <w:pPr>
+                    <w:keepNext w:val="false"/>
                     <w:spacing w:after="40" w:before="0"/>
                     <w:jc w:val="left"/>
                   </w:pPr>
@@ -1395,6 +1436,7 @@
                 </w:tcPr>
                 <w:p>
                   <w:pPr>
+                    <w:keepNext w:val="false"/>
                     <w:spacing w:after="40" w:before="0"/>
                     <w:jc w:val="left"/>
                   </w:pPr>
@@ -1427,6 +1469,7 @@
                 </w:tcPr>
                 <w:p>
                   <w:pPr>
+                    <w:keepNext w:val="false"/>
                     <w:spacing w:after="40" w:before="0"/>
                     <w:jc w:val="left"/>
                   </w:pPr>
@@ -1459,6 +1502,7 @@
                 </w:tcPr>
                 <w:p>
                   <w:pPr>
+                    <w:keepNext w:val="false"/>
                     <w:spacing w:after="40" w:before="0"/>
                     <w:jc w:val="left"/>
                   </w:pPr>
@@ -1491,6 +1535,7 @@
                 </w:tcPr>
                 <w:p>
                   <w:pPr>
+                    <w:keepNext w:val="false"/>
                     <w:spacing w:after="40" w:before="0"/>
                     <w:jc w:val="left"/>
                   </w:pPr>
@@ -1523,6 +1568,7 @@
                 </w:tcPr>
                 <w:p>
                   <w:pPr>
+                    <w:keepNext w:val="false"/>
                     <w:spacing w:after="40" w:before="0"/>
                     <w:jc w:val="left"/>
                   </w:pPr>
@@ -1557,6 +1603,7 @@
                 </w:tcPr>
                 <w:p>
                   <w:pPr>
+                    <w:keepNext w:val="false"/>
                     <w:spacing w:after="40" w:before="0"/>
                     <w:jc w:val="left"/>
                   </w:pPr>
@@ -1589,6 +1636,7 @@
                 </w:tcPr>
                 <w:p>
                   <w:pPr>
+                    <w:keepNext w:val="false"/>
                     <w:spacing w:after="40" w:before="0"/>
                     <w:jc w:val="left"/>
                   </w:pPr>
@@ -1621,6 +1669,7 @@
                 </w:tcPr>
                 <w:p>
                   <w:pPr>
+                    <w:keepNext w:val="false"/>
                     <w:spacing w:after="40" w:before="0"/>
                     <w:jc w:val="left"/>
                   </w:pPr>
@@ -1653,6 +1702,7 @@
                 </w:tcPr>
                 <w:p>
                   <w:pPr>
+                    <w:keepNext w:val="false"/>
                     <w:spacing w:after="40" w:before="0"/>
                     <w:jc w:val="left"/>
                   </w:pPr>
@@ -1685,6 +1735,7 @@
                 </w:tcPr>
                 <w:p>
                   <w:pPr>
+                    <w:keepNext w:val="false"/>
                     <w:spacing w:after="40" w:before="0"/>
                     <w:jc w:val="left"/>
                   </w:pPr>
@@ -1719,6 +1770,7 @@
                 </w:tcPr>
                 <w:p>
                   <w:pPr>
+                    <w:keepNext w:val="false"/>
                     <w:spacing w:after="40" w:before="0"/>
                     <w:jc w:val="left"/>
                   </w:pPr>
@@ -1751,6 +1803,7 @@
                 </w:tcPr>
                 <w:p>
                   <w:pPr>
+                    <w:keepNext w:val="false"/>
                     <w:spacing w:after="40" w:before="0"/>
                     <w:jc w:val="left"/>
                   </w:pPr>
@@ -1783,6 +1836,7 @@
                 </w:tcPr>
                 <w:p>
                   <w:pPr>
+                    <w:keepNext w:val="false"/>
                     <w:spacing w:after="40" w:before="0"/>
                     <w:jc w:val="left"/>
                   </w:pPr>
@@ -1815,6 +1869,7 @@
                 </w:tcPr>
                 <w:p>
                   <w:pPr>
+                    <w:keepNext w:val="false"/>
                     <w:spacing w:after="40" w:before="0"/>
                     <w:jc w:val="left"/>
                   </w:pPr>
@@ -1847,6 +1902,7 @@
                 </w:tcPr>
                 <w:p>
                   <w:pPr>
+                    <w:keepNext w:val="false"/>
                     <w:spacing w:after="40" w:before="0"/>
                     <w:jc w:val="left"/>
                   </w:pPr>
@@ -1869,6 +1925,7 @@
           </w:tbl>
           <w:p>
             <w:pPr>
+              <w:keepNext w:val="false"/>
               <w:spacing w:after="60" w:before="0"/>
               <w:jc w:val="left"/>
             </w:pPr>
@@ -1888,6 +1945,7 @@
           </w:p>
           <w:p>
             <w:pPr>
+              <w:keepNext w:val="false"/>
               <w:spacing w:after="40" w:before="0"/>
               <w:jc w:val="left"/>
             </w:pPr>
@@ -1907,6 +1965,7 @@
           </w:p>
           <w:p>
             <w:pPr>
+              <w:keepNext w:val="false"/>
               <w:spacing w:after="40" w:before="0"/>
               <w:jc w:val="left"/>
             </w:pPr>
@@ -1926,6 +1985,7 @@
           </w:p>
           <w:p>
             <w:pPr>
+              <w:keepNext w:val="false"/>
               <w:spacing w:after="40" w:before="0"/>
               <w:jc w:val="left"/>
             </w:pPr>
@@ -1945,6 +2005,7 @@
           </w:p>
           <w:p>
             <w:pPr>
+              <w:keepNext w:val="false"/>
               <w:spacing w:after="40" w:before="0"/>
               <w:jc w:val="left"/>
             </w:pPr>
@@ -1964,6 +2025,7 @@
           </w:p>
           <w:p>
             <w:pPr>
+              <w:keepNext w:val="false"/>
               <w:spacing w:after="40" w:before="0"/>
               <w:jc w:val="left"/>
             </w:pPr>
@@ -1983,6 +2045,7 @@
           </w:p>
           <w:p>
             <w:pPr>
+              <w:keepNext w:val="false"/>
               <w:spacing w:after="60" w:before="0"/>
               <w:jc w:val="left"/>
             </w:pPr>
@@ -2015,6 +2078,7 @@
           </w:tcPr>
           <w:p>
             <w:pPr>
+              <w:keepNext w:val="false"/>
               <w:spacing w:after="40" w:before="0"/>
               <w:jc w:val="left"/>
             </w:pPr>
@@ -2076,6 +2140,7 @@
           </w:tcPr>
           <w:p>
             <w:pPr>
+              <w:keepNext/>
               <w:spacing w:after="40" w:before="0"/>
               <w:jc w:val="center"/>
             </w:pPr>
@@ -2110,6 +2175,7 @@
           </w:tcPr>
           <w:p>
             <w:pPr>
+              <w:keepNext w:val="false"/>
               <w:spacing w:after="40" w:before="0"/>
               <w:jc w:val="left"/>
             </w:pPr>
@@ -2129,6 +2195,7 @@
           </w:p>
           <w:p>
             <w:pPr>
+              <w:keepNext w:val="false"/>
               <w:spacing w:after="40" w:before="0"/>
               <w:jc w:val="left"/>
             </w:pPr>
@@ -2148,6 +2215,7 @@
           </w:p>
           <w:p>
             <w:pPr>
+              <w:keepNext w:val="false"/>
               <w:spacing w:after="40" w:before="0"/>
               <w:jc w:val="left"/>
             </w:pPr>
@@ -2167,6 +2235,7 @@
           </w:p>
           <w:p>
             <w:pPr>
+              <w:keepNext w:val="false"/>
               <w:spacing w:after="40" w:before="0"/>
               <w:jc w:val="left"/>
             </w:pPr>
@@ -2199,6 +2268,7 @@
           </w:tcPr>
           <w:p>
             <w:pPr>
+              <w:keepNext w:val="false"/>
               <w:spacing w:after="40" w:before="0"/>
               <w:jc w:val="left"/>
             </w:pPr>
@@ -2262,6 +2332,7 @@
           </w:tcPr>
           <w:p>
             <w:pPr>
+              <w:keepNext w:val="false"/>
               <w:spacing w:after="40" w:before="0"/>
               <w:jc w:val="center"/>
             </w:pPr>
@@ -2296,6 +2367,7 @@
           </w:tcPr>
           <w:p>
             <w:pPr>
+              <w:keepNext w:val="false"/>
               <w:spacing w:after="40" w:before="0"/>
               <w:jc w:val="left"/>
             </w:pPr>
@@ -2328,6 +2400,7 @@
           </w:tcPr>
           <w:p>
             <w:pPr>
+              <w:keepNext w:val="false"/>
               <w:spacing w:after="40" w:before="0"/>
               <w:jc w:val="left"/>
             </w:pPr>
@@ -2360,6 +2433,7 @@
           </w:tcPr>
           <w:p>
             <w:pPr>
+              <w:keepNext w:val="false"/>
               <w:spacing w:after="40" w:before="0"/>
               <w:jc w:val="left"/>
             </w:pPr>
@@ -2392,6 +2466,7 @@
           </w:tcPr>
           <w:p>
             <w:pPr>
+              <w:keepNext w:val="false"/>
               <w:spacing w:after="40" w:before="0"/>
               <w:jc w:val="left"/>
             </w:pPr>
@@ -2426,6 +2501,7 @@
           </w:tcPr>
           <w:p>
             <w:pPr>
+              <w:keepNext w:val="false"/>
               <w:spacing w:after="40" w:before="0"/>
               <w:jc w:val="left"/>
             </w:pPr>
@@ -2458,6 +2534,7 @@
           </w:tcPr>
           <w:p>
             <w:pPr>
+              <w:keepNext w:val="false"/>
               <w:spacing w:after="40" w:before="0"/>
               <w:jc w:val="left"/>
             </w:pPr>
@@ -2490,6 +2567,7 @@
           </w:tcPr>
           <w:p>
             <w:pPr>
+              <w:keepNext w:val="false"/>
               <w:spacing w:after="40" w:before="0"/>
               <w:jc w:val="left"/>
             </w:pPr>
@@ -2522,6 +2600,7 @@
           </w:tcPr>
           <w:p>
             <w:pPr>
+              <w:keepNext w:val="false"/>
               <w:spacing w:after="40" w:before="0"/>
               <w:jc w:val="left"/>
             </w:pPr>
@@ -2556,6 +2635,7 @@
           </w:tcPr>
           <w:p>
             <w:pPr>
+              <w:keepNext w:val="false"/>
               <w:spacing w:after="40" w:before="0"/>
               <w:jc w:val="left"/>
             </w:pPr>
@@ -2588,6 +2668,7 @@
           </w:tcPr>
           <w:p>
             <w:pPr>
+              <w:keepNext w:val="false"/>
               <w:spacing w:after="40" w:before="0"/>
               <w:jc w:val="left"/>
             </w:pPr>
@@ -2620,6 +2701,7 @@
           </w:tcPr>
           <w:p>
             <w:pPr>
+              <w:keepNext w:val="false"/>
               <w:spacing w:after="40" w:before="0"/>
               <w:jc w:val="left"/>
             </w:pPr>
@@ -2652,6 +2734,7 @@
           </w:tcPr>
           <w:p>
             <w:pPr>
+              <w:keepNext w:val="false"/>
               <w:spacing w:after="40" w:before="0"/>
               <w:jc w:val="left"/>
             </w:pPr>
@@ -2686,6 +2769,7 @@
           </w:tcPr>
           <w:p>
             <w:pPr>
+              <w:keepNext w:val="false"/>
               <w:spacing w:after="40" w:before="0"/>
               <w:jc w:val="left"/>
             </w:pPr>
@@ -2718,6 +2802,7 @@
           </w:tcPr>
           <w:p>
             <w:pPr>
+              <w:keepNext w:val="false"/>
               <w:spacing w:after="40" w:before="0"/>
               <w:jc w:val="left"/>
             </w:pPr>
@@ -2750,6 +2835,7 @@
           </w:tcPr>
           <w:p>
             <w:pPr>
+              <w:keepNext w:val="false"/>
               <w:spacing w:after="40" w:before="0"/>
               <w:jc w:val="left"/>
             </w:pPr>
@@ -2782,6 +2868,7 @@
           </w:tcPr>
           <w:p>
             <w:pPr>
+              <w:keepNext w:val="false"/>
               <w:spacing w:after="40" w:before="0"/>
               <w:jc w:val="left"/>
             </w:pPr>
@@ -2816,6 +2903,7 @@
           </w:tcPr>
           <w:p>
             <w:pPr>
+              <w:keepNext w:val="false"/>
               <w:spacing w:after="40" w:before="0"/>
               <w:jc w:val="left"/>
             </w:pPr>
@@ -2848,6 +2936,7 @@
           </w:tcPr>
           <w:p>
             <w:pPr>
+              <w:keepNext w:val="false"/>
               <w:spacing w:after="40" w:before="0"/>
               <w:jc w:val="left"/>
             </w:pPr>
@@ -2880,6 +2969,7 @@
           </w:tcPr>
           <w:p>
             <w:pPr>
+              <w:keepNext w:val="false"/>
               <w:spacing w:after="40" w:before="0"/>
               <w:jc w:val="left"/>
             </w:pPr>
@@ -2912,6 +3002,7 @@
           </w:tcPr>
           <w:p>
             <w:pPr>
+              <w:keepNext w:val="false"/>
               <w:spacing w:after="40" w:before="0"/>
               <w:jc w:val="left"/>
             </w:pPr>
@@ -2946,6 +3037,7 @@
           </w:tcPr>
           <w:p>
             <w:pPr>
+              <w:keepNext w:val="false"/>
               <w:spacing w:after="40" w:before="0"/>
               <w:jc w:val="left"/>
             </w:pPr>
@@ -2978,6 +3070,7 @@
           </w:tcPr>
           <w:p>
             <w:pPr>
+              <w:keepNext w:val="false"/>
               <w:spacing w:after="40" w:before="0"/>
               <w:jc w:val="left"/>
             </w:pPr>
@@ -3010,6 +3103,7 @@
           </w:tcPr>
           <w:p>
             <w:pPr>
+              <w:keepNext w:val="false"/>
               <w:spacing w:after="40" w:before="0"/>
               <w:jc w:val="left"/>
             </w:pPr>
@@ -3042,6 +3136,7 @@
           </w:tcPr>
           <w:p>
             <w:pPr>
+              <w:keepNext w:val="false"/>
               <w:spacing w:after="40" w:before="0"/>
               <w:jc w:val="left"/>
             </w:pPr>
@@ -3180,7 +3275,7 @@
         </w:rPr>
         <w:t xml:space="preserve">© 2026 SeaVuria and ARES. This work is licensed under a </w:t>
       </w:r>
-      <w:hyperlink w:history="1" r:id="rIdxwiwu3w1vthvxqgfqtusr">
+      <w:hyperlink w:history="1" r:id="rIdny6ipn7cyspfuqlycjg5m">
         <w:r>
           <w:rPr>
             <w:rFonts w:ascii="Arial" w:cs="Arial" w:eastAsia="Arial" w:hAnsi="Arial"/>
@@ -3200,7 +3295,7 @@
         </w:rPr>
         <w:t xml:space="preserve"> (</w:t>
       </w:r>
-      <w:hyperlink w:history="1" r:id="rIdami-powpnsnm-g_c_umkh">
+      <w:hyperlink w:history="1" r:id="rIdm4grfzlhabmdp9nnsjyda">
         <w:r>
           <w:rPr>
             <w:rFonts w:ascii="Arial" w:cs="Arial" w:eastAsia="Arial" w:hAnsi="Arial"/>
@@ -3220,7 +3315,7 @@
         </w:rPr>
         <w:t xml:space="preserve">). To view a copy of this license, visit </w:t>
       </w:r>
-      <w:hyperlink w:history="1" r:id="rId1mz96wtcr7o62ojhjbw0u">
+      <w:hyperlink w:history="1" r:id="rIdfiurikim0zcixasehnzfk">
         <w:r>
           <w:rPr>
             <w:rFonts w:ascii="Arial" w:cs="Arial" w:eastAsia="Arial" w:hAnsi="Arial"/>

--- a/data/outputs/v2/Chemistry/SS1.4_Chemical_Bonding/Chemistry_Chemical_Bonding_FinalExplanation_TeacherKey.docx
+++ b/data/outputs/v2/Chemistry/SS1.4_Chemical_Bonding/Chemistry_Chemical_Bonding_FinalExplanation_TeacherKey.docx
@@ -3275,7 +3275,7 @@
         </w:rPr>
         <w:t xml:space="preserve">© 2026 SeaVuria and ARES. This work is licensed under a </w:t>
       </w:r>
-      <w:hyperlink w:history="1" r:id="rIdny6ipn7cyspfuqlycjg5m">
+      <w:hyperlink w:history="1" r:id="rIdmfrqgnfkl9ung61kxita5">
         <w:r>
           <w:rPr>
             <w:rFonts w:ascii="Arial" w:cs="Arial" w:eastAsia="Arial" w:hAnsi="Arial"/>
@@ -3295,7 +3295,7 @@
         </w:rPr>
         <w:t xml:space="preserve"> (</w:t>
       </w:r>
-      <w:hyperlink w:history="1" r:id="rIdm4grfzlhabmdp9nnsjyda">
+      <w:hyperlink w:history="1" r:id="rId2r14lctikeynuvahj3qea">
         <w:r>
           <w:rPr>
             <w:rFonts w:ascii="Arial" w:cs="Arial" w:eastAsia="Arial" w:hAnsi="Arial"/>
@@ -3315,7 +3315,7 @@
         </w:rPr>
         <w:t xml:space="preserve">). To view a copy of this license, visit </w:t>
       </w:r>
-      <w:hyperlink w:history="1" r:id="rIdfiurikim0zcixasehnzfk">
+      <w:hyperlink w:history="1" r:id="rIdajdqpcuq_hsd1bp5tcabf">
         <w:r>
           <w:rPr>
             <w:rFonts w:ascii="Arial" w:cs="Arial" w:eastAsia="Arial" w:hAnsi="Arial"/>
